--- a/templates/ENGLISH/UNWEIGHTED/census_fact_sheet_template.docx
+++ b/templates/ENGLISH/UNWEIGHTED/census_fact_sheet_template.docx
@@ -384,7 +384,29 @@
           <w:lang w:val="en-US"/>
           <w14:ligatures w14:val="none"/>
         </w:rPr>
-        <w:t>. Students self-reported their responses to each question on a computer scannable answer sheet.</w:t>
+        <w:t>. Students self-reported their responses to each question on a computer</w:t>
+      </w:r>
+      <w:r>
+        <w:rPr>
+          <w:rFonts w:ascii="Source Sans Pro" w:eastAsia="Times New Roman" w:hAnsi="Source Sans Pro" w:cs="Arial"/>
+          <w:kern w:val="0"/>
+          <w:sz w:val="20"/>
+          <w:szCs w:val="20"/>
+          <w:lang w:val="en-US"/>
+          <w14:ligatures w14:val="none"/>
+        </w:rPr>
+        <w:t>-</w:t>
+      </w:r>
+      <w:r>
+        <w:rPr>
+          <w:rFonts w:ascii="Source Sans Pro" w:eastAsia="Times New Roman" w:hAnsi="Source Sans Pro" w:cs="Arial"/>
+          <w:kern w:val="0"/>
+          <w:sz w:val="20"/>
+          <w:szCs w:val="20"/>
+          <w:lang w:val="en-US"/>
+          <w14:ligatures w14:val="none"/>
+        </w:rPr>
+        <w:t>scannable answer sheet.</w:t>
       </w:r>
     </w:p>
     <w:p>
